--- a/impfen/download/studien-archiv.docx
+++ b/impfen/download/studien-archiv.docx
@@ -62,7 +62,421 @@
           <w:color w:val="666666"/>
           <w:sz w:val="18"/>
         </w:rPr>
-        <w:t>Stand: 23.10.2026  |  366 Studien  |  impfen.m-vf.de</w:t>
+        <w:t>Stand: 24.10.2026  |  373 Studien  |  impfen.m-vf.de</w:t>
+      </w:r>
+    </w:p>
+    <w:p>
+      <w:pPr>
+        <w:pStyle w:val="Heading1"/>
+      </w:pPr>
+      <w:r>
+        <w:t>Aufgenommen am 24.10.2026</w:t>
+      </w:r>
+    </w:p>
+    <w:p>
+      <w:pPr>
+        <w:pStyle w:val="Heading2"/>
+      </w:pPr>
+      <w:r>
+        <w:t>Dengue-Impfung in Lateinamerika: Wissenshieroglyphen und Umsetzungslücken</w:t>
+      </w:r>
+    </w:p>
+    <w:p>
+      <w:r>
+        <w:rPr>
+          <w:i/>
+          <w:color w:val="666666"/>
+          <w:sz w:val="18"/>
+        </w:rPr>
+        <w:t>Arredondo-Nontol MR et al.  ·  Cad Saude Publica  ·  12.10.2026  ·  PMID 42912039</w:t>
+      </w:r>
+    </w:p>
+    <w:p>
+      <w:r>
+        <w:t>Scoping Review über Wissen, Einstellungen und Praktiken zur Dengue-Impfung in Lateinamerika und der Karibik mit Fokus auf den Unterschied zwischen Einstellungen und tatsächlicher Inanspruchnahme.</w:t>
+      </w:r>
+    </w:p>
+    <w:p>
+      <w:r>
+        <w:rPr>
+          <w:b/>
+        </w:rPr>
+        <w:t xml:space="preserve">Ergebnis: </w:t>
+      </w:r>
+      <w:r>
+        <w:t>16 Studien zeigten begrenzte Kenntnisse über Impfverfügbarkeit und Sicherheit, aber grundsätzlich positive Einstellungen (hohe Akzeptanz, Zahlungsbereitschaft ca. 23 USD für dreiteilige Serie). Jedoch persistierte eine große Lücke zwischen Einstellung und Umsetzung mit niedriger Impfquotenerfüllung. Besondere Herausforderungen: Sicherheits- und Vertrauensbedenken bei Studienteilnahmen, Wissenslücken zu Wirkungsmechanismen.</w:t>
+      </w:r>
+    </w:p>
+    <w:p>
+      <w:r>
+        <w:rPr>
+          <w:b/>
+          <w:sz w:val="19"/>
+        </w:rPr>
+        <w:t xml:space="preserve">Übertragbarkeit: </w:t>
+      </w:r>
+      <w:r>
+        <w:rPr>
+          <w:sz w:val="19"/>
+        </w:rPr>
+        <w:t>Lateinamerika, aber Erkenntnisse zur Diskrepanz Einstellung/Verhalten übertragbar auf deutsche Vakzin-Skepsis-Strategien</w:t>
+      </w:r>
+    </w:p>
+    <w:p>
+      <w:r>
+        <w:rPr>
+          <w:color w:val="5A7D3A"/>
+          <w:sz w:val="18"/>
+        </w:rPr>
+        <w:t>https://pubmed.ncbi.nlm.nih.gov/42912039/</w:t>
+      </w:r>
+    </w:p>
+    <w:p>
+      <w:pPr>
+        <w:pStyle w:val="Heading2"/>
+      </w:pPr>
+      <w:r>
+        <w:t>Auffrischungsimpfung in der Pandemie: Was Müdigkeit und Misstrauen bewirken</w:t>
+      </w:r>
+    </w:p>
+    <w:p>
+      <w:r>
+        <w:rPr>
+          <w:i/>
+          <w:color w:val="666666"/>
+          <w:sz w:val="18"/>
+        </w:rPr>
+        <w:t>Jin J et al.  ·  Glob Health Action  ·  22.10.2026  ·  PMID 42910459</w:t>
+      </w:r>
+    </w:p>
+    <w:p>
+      <w:r>
+        <w:t>Längsschnittstudie (689 Erwachsene, Hongkong) zu psychosozialen Faktoren der Bereitschaft für zusätzliche COVID-19-Impfdosen während Pandemiedauer.</w:t>
+      </w:r>
+    </w:p>
+    <w:p>
+      <w:r>
+        <w:rPr>
+          <w:b/>
+        </w:rPr>
+        <w:t xml:space="preserve">Ergebnis: </w:t>
+      </w:r>
+      <w:r>
+        <w:t>58,2 % zu zusätzlicher Dosis bereit, 18,9 % ablehnend, 22,9 % unentschieden. Erhöhte Pandemie-Müdigkeit assoziiert mit Ablehnung (OR 1,63), niedriges Vertrauen in Behörden mit Ablehnung (OR 0,60), höhere wahrgenommene Bequemlichkeit mit Akzeptanz (OR 1,29). Alltägliche Belastungen bidirektional: erhöhte Chancen sowohl für Ablehnung als auch Akzeptanz je nach subjektiver Maßnahmenbequemlichkeit.</w:t>
+      </w:r>
+    </w:p>
+    <w:p>
+      <w:r>
+        <w:rPr>
+          <w:b/>
+          <w:sz w:val="19"/>
+        </w:rPr>
+        <w:t xml:space="preserve">Übertragbarkeit: </w:t>
+      </w:r>
+      <w:r>
+        <w:rPr>
+          <w:sz w:val="19"/>
+        </w:rPr>
+        <w:t>Hong Kong-Kontext, aber Befunde zu Pandemie-Ermüdung und Vertrauensverlust auf Deutschland übertragbar</w:t>
+      </w:r>
+    </w:p>
+    <w:p>
+      <w:r>
+        <w:rPr>
+          <w:color w:val="5A7D3A"/>
+          <w:sz w:val="18"/>
+        </w:rPr>
+        <w:t>https://pubmed.ncbi.nlm.nih.gov/42910459/</w:t>
+      </w:r>
+    </w:p>
+    <w:p>
+      <w:pPr>
+        <w:pStyle w:val="Heading2"/>
+      </w:pPr>
+      <w:r>
+        <w:t>Impfeffektivität gegen COVID-19: Schnelltests verzerren die Ergebnisse je nach Impfstatus</w:t>
+      </w:r>
+    </w:p>
+    <w:p>
+      <w:r>
+        <w:rPr>
+          <w:i/>
+          <w:color w:val="666666"/>
+          <w:sz w:val="18"/>
+        </w:rPr>
+        <w:t>Wiegand RE et al.  ·  Int J Epidemiol  ·  14.10.2026  ·  PMID 42909463</w:t>
+      </w:r>
+    </w:p>
+    <w:p>
+      <w:r>
+        <w:t>Individuell-level Simulationen mit US-Surveillance-Daten zu Verzerrungsrisiken in Test-Negativ-Studien (TND) zur Impfeffektivität durch unterschiedliche RDT-Nutzung zwischen Geimpften und Ungeimpften.</w:t>
+      </w:r>
+    </w:p>
+    <w:p>
+      <w:r>
+        <w:rPr>
+          <w:b/>
+        </w:rPr>
+        <w:t xml:space="preserve">Ergebnis: </w:t>
+      </w:r>
+      <w:r>
+        <w:t>Impfeffektivität unterschätzt (−5,8 bis −6,1 Prozentpunkte), wenn Geimpfte häufiger nach positivem RDT oder Ungeimpfte häufiger nach negativem RDT Gesundheitseinrichtungen aufsuchen; überschätzt (+5,2 bis +8,4 Prozentpunkte) bei umgekehrtem Muster. Verzerrung abhängig von Wahrscheinlichkeiten: Geimpfte Klinik-Besuch nach positiv RDT 0,5 vs. Ungeimpfte 0,3 → Bias −5,8 pp (95 % UI −9,1 bis −2,4).</w:t>
+      </w:r>
+    </w:p>
+    <w:p>
+      <w:r>
+        <w:rPr>
+          <w:b/>
+          <w:sz w:val="19"/>
+        </w:rPr>
+        <w:t xml:space="preserve">Übertragbarkeit: </w:t>
+      </w:r>
+      <w:r>
+        <w:rPr>
+          <w:sz w:val="19"/>
+        </w:rPr>
+        <w:t>USA-Datenbasis, aber methodische Verzerrungsanalyse zu TND-Studien auf deutsche COVID-Impfeffektivitätsbewertung übertragbar</w:t>
+      </w:r>
+    </w:p>
+    <w:p>
+      <w:r>
+        <w:rPr>
+          <w:color w:val="5A7D3A"/>
+          <w:sz w:val="18"/>
+        </w:rPr>
+        <w:t>https://pubmed.ncbi.nlm.nih.gov/42909463/</w:t>
+      </w:r>
+    </w:p>
+    <w:p>
+      <w:pPr>
+        <w:pStyle w:val="Heading2"/>
+      </w:pPr>
+      <w:r>
+        <w:t>HPV-Impfung an chinesischen Unis: Wissen schlecht, Bereitschaft mittel, Uptake schwach</w:t>
+      </w:r>
+    </w:p>
+    <w:p>
+      <w:r>
+        <w:rPr>
+          <w:i/>
+          <w:color w:val="666666"/>
+          <w:sz w:val="18"/>
+        </w:rPr>
+        <w:t>Zhu M et al.  ·  Front Public Health  ·  07.10.2026  ·  PMID 42909026</w:t>
+      </w:r>
+    </w:p>
+    <w:p>
+      <w:r>
+        <w:t>Querschnittstudie (959 Studierende, Shandong) zur HPV-Impfakzeptanz mittels Knowledge-Attitude-Practice-Framework mit Strukturgleichungsmodellierung.</w:t>
+      </w:r>
+    </w:p>
+    <w:p>
+      <w:r>
+        <w:rPr>
+          <w:b/>
+        </w:rPr>
+        <w:t xml:space="preserve">Ergebnis: </w:t>
+      </w:r>
+      <w:r>
+        <w:t>Durchschnittliches Wissensscore 54,8 % (schwach), Einstellung 74,8 % (moderat), Praxis 67,1 % (moderat). Wissen direkt mit Einstellung (β=0,119, p=0,012) und Praxis assoziiert (β=0,461, p=0,014); Einstellung auch indirekt relevant (β=0,014 indirekt, p=0,003). Männeranteil 58 %, HPV-bezogene Wissenslücken erheblich, Zugang zu Untersuchung und Impfung beschränkt.</w:t>
+      </w:r>
+    </w:p>
+    <w:p>
+      <w:r>
+        <w:rPr>
+          <w:b/>
+          <w:sz w:val="19"/>
+        </w:rPr>
+        <w:t xml:space="preserve">Übertragbarkeit: </w:t>
+      </w:r>
+      <w:r>
+        <w:rPr>
+          <w:sz w:val="19"/>
+        </w:rPr>
+        <w:t>China, aber KAP-Struktur und Geschlechtseffekte auf deutsche Männer-Impfquoten anwendbar</w:t>
+      </w:r>
+    </w:p>
+    <w:p>
+      <w:r>
+        <w:rPr>
+          <w:color w:val="5A7D3A"/>
+          <w:sz w:val="18"/>
+        </w:rPr>
+        <w:t>https://pubmed.ncbi.nlm.nih.gov/42909026/</w:t>
+      </w:r>
+    </w:p>
+    <w:p>
+      <w:pPr>
+        <w:pStyle w:val="Heading2"/>
+      </w:pPr>
+      <w:r>
+        <w:t>24-valente Pneumokokken-Konjugatimpfung: sichere Immunantwort in Phase-1/2-Studien</w:t>
+      </w:r>
+    </w:p>
+    <w:p>
+      <w:r>
+        <w:rPr>
+          <w:i/>
+          <w:color w:val="666666"/>
+          <w:sz w:val="18"/>
+        </w:rPr>
+        <w:t>Wang K et al.  ·  Expert Rev Vaccines  ·  22.10.2026  ·  PMID 42908339</w:t>
+      </w:r>
+    </w:p>
+    <w:p>
+      <w:r>
+        <w:t>Zwei RCTs (Phase 1: n=240, Phase 2: n=992, chinesische Erwachsene) zur Sicherheit und Immunogenität von PCV24 vs. PPSV23 und Placebo.</w:t>
+      </w:r>
+    </w:p>
+    <w:p>
+      <w:r>
+        <w:rPr>
+          <w:b/>
+        </w:rPr>
+        <w:t xml:space="preserve">Ergebnis: </w:t>
+      </w:r>
+      <w:r>
+        <w:t>Post-Impf-Nebenwirkungen überwiegend Grad 1–2, seltene Grad-3-Ereignisse nur Tag 0–7; keine impfbedingten schwerwiegenden Nebenwirkungen über 6 Monate. PCV24-Hochdosis erreichte Nicht-Unterlegenheit für IgG-Serokonversion aller 24 Serotpyen vs. PPSV23. Verträglichkeitsprofil günstig, robuste Immunantwort dokumentiert.</w:t>
+      </w:r>
+    </w:p>
+    <w:p>
+      <w:r>
+        <w:rPr>
+          <w:b/>
+          <w:sz w:val="19"/>
+        </w:rPr>
+        <w:t xml:space="preserve">Übertragbarkeit: </w:t>
+      </w:r>
+      <w:r>
+        <w:rPr>
+          <w:sz w:val="19"/>
+        </w:rPr>
+        <w:t>China, Sicherheitsdaten aber zu Pneumokokkenimpfung kohärent mit europäischem Sicherheitsreglement; Nutzbar für Risikoabwägung</w:t>
+      </w:r>
+    </w:p>
+    <w:p>
+      <w:r>
+        <w:rPr>
+          <w:color w:val="5A7D3A"/>
+          <w:sz w:val="18"/>
+        </w:rPr>
+        <w:t>https://pubmed.ncbi.nlm.nih.gov/42908339/</w:t>
+      </w:r>
+    </w:p>
+    <w:p>
+      <w:pPr>
+        <w:pStyle w:val="Heading2"/>
+      </w:pPr>
+      <w:r>
+        <w:t>Tollwutimpfung bei Hunden: Strukturen schlagen Wissen, Einstellung und Appelle</w:t>
+      </w:r>
+    </w:p>
+    <w:p>
+      <w:r>
+        <w:rPr>
+          <w:i/>
+          <w:color w:val="666666"/>
+          <w:sz w:val="18"/>
+        </w:rPr>
+        <w:t>Sun K et al.  ·  Transbound Emerg Dis  ·  2026  ·  PMID 42905874</w:t>
+      </w:r>
+    </w:p>
+    <w:p>
+      <w:r>
+        <w:t>Mehrebenen-Querschnittsstudie (2.148 ländliche Bewohner, 282 Hundehalter, China) zu Determinanten der Hundertollwut-Impfung mittels multilevel mixed effects und SEM.</w:t>
+      </w:r>
+    </w:p>
+    <w:p>
+      <w:r>
+        <w:rPr>
+          <w:b/>
+        </w:rPr>
+        <w:t xml:space="preserve">Ergebnis: </w:t>
+      </w:r>
+      <w:r>
+        <w:t>Wissensquote 68,0 %, positive Einstellung 88,1 %, aber nur 26,5 % aktive Praxis bei Menschen; Hundimpfquote 36,2 %. Einstellung mediierte Wissenseffekt (91,0 % des indirekten Pfads). Strukturelle Faktoren dominierten jedoch: erworbene Hunde 3,4× höhere Impfquote als Eigenaufzucht (OR 3,38), angebundene Hunde 3,8× höher als frei laufende (OR 3,77). Wissen/Einstellung unzureichend ohne Managementreformen.</w:t>
+      </w:r>
+    </w:p>
+    <w:p>
+      <w:r>
+        <w:rPr>
+          <w:b/>
+          <w:sz w:val="19"/>
+        </w:rPr>
+        <w:t xml:space="preserve">Übertragbarkeit: </w:t>
+      </w:r>
+      <w:r>
+        <w:rPr>
+          <w:sz w:val="19"/>
+        </w:rPr>
+        <w:t>China ländlich, aber Befund zu Strukturbarrieren über KAP hinaus auf deutsche Tierimpfprogramme und deren Umsetzungshindernisse übertragbar</w:t>
+      </w:r>
+    </w:p>
+    <w:p>
+      <w:r>
+        <w:rPr>
+          <w:color w:val="5A7D3A"/>
+          <w:sz w:val="18"/>
+        </w:rPr>
+        <w:t>https://pubmed.ncbi.nlm.nih.gov/42905874/</w:t>
+      </w:r>
+    </w:p>
+    <w:p>
+      <w:pPr>
+        <w:pStyle w:val="Heading2"/>
+      </w:pPr>
+      <w:r>
+        <w:t>Strategien gegen Impfskepsis: Was Systemreformen leisten</w:t>
+      </w:r>
+    </w:p>
+    <w:p>
+      <w:r>
+        <w:rPr>
+          <w:i/>
+          <w:color w:val="666666"/>
+          <w:sz w:val="18"/>
+        </w:rPr>
+        <w:t>Marques APDC et al.  ·  Epidemiol Serv Saude  ·  12.10.2026  ·  PMID 42903010</w:t>
+      </w:r>
+    </w:p>
+    <w:p>
+      <w:r>
+        <w:t>Systematische Übersicht von 48 Systematic Reviews zu Maßnahmen gegen Impfhesitanz in Brasilien (urban, Erwachsene ab 18 Jahren, Schwangere).</w:t>
+      </w:r>
+    </w:p>
+    <w:p>
+      <w:r>
+        <w:rPr>
+          <w:b/>
+        </w:rPr>
+        <w:t xml:space="preserve">Ergebnis: </w:t>
+      </w:r>
+      <w:r>
+        <w:t>Wirksame Strategien erfordern Kombination von fünf Handlungsfeldern: (1) zielgruppenbezogene Kommunikationsverstärkung, (2) permanente Fortbildung für Gesundheitsfachpersonen, (3) Zugangsverbesserung (Infrastruktur und Verfügbarkeit), (4) Desinformationsbekämpfung, (5) integrierte Schwangerschafts-Impfstrategien. Einzelmaßnahmen unzureichend; systemische Koordination erforderlich.</w:t>
+      </w:r>
+    </w:p>
+    <w:p>
+      <w:r>
+        <w:rPr>
+          <w:b/>
+          <w:sz w:val="19"/>
+        </w:rPr>
+        <w:t xml:space="preserve">Übertragbarkeit: </w:t>
+      </w:r>
+      <w:r>
+        <w:rPr>
+          <w:sz w:val="19"/>
+        </w:rPr>
+        <w:t>Brasilien, aber Befunde zu kombinierter Systemstrategie relevant für deutsches Impfprogramm-Design</w:t>
+      </w:r>
+    </w:p>
+    <w:p>
+      <w:r>
+        <w:rPr>
+          <w:color w:val="5A7D3A"/>
+          <w:sz w:val="18"/>
+        </w:rPr>
+        <w:t>https://pubmed.ncbi.nlm.nih.gov/42903010/</w:t>
       </w:r>
     </w:p>
     <w:p>
